--- a/ky/wisdom-stories/those-you-should-not-befriend.docx
+++ b/ky/wisdom-stories/those-you-should-not-befriend.docx
@@ -57,7 +57,7 @@
           <w:sz w:val="22"/>
           <w:lang w:val="ky-KG"/>
         </w:rPr>
-        <w:t>— Өзүн баарынан акылдуу санаган менен достошпо! Сөзү көп, маңызы аз болот; азап тартасың.</w:t>
+        <w:t>— Өзүн абдан акылдуу санаган менен достошпо! Көп сүйлөйт, куру сүйлөйт, кем сүйлөйт; азап тартасың.</w:t>
       </w:r>
     </w:p>
     <w:p>
@@ -99,7 +99,7 @@
           <w:sz w:val="22"/>
           <w:lang w:val="ky-KG"/>
         </w:rPr>
-        <w:t xml:space="preserve">Сабак: </w:t>
+        <w:t>Сабак: Текебер, өзүнө өзү ыраазы, намыссыз адам менен достуктан өкүнүч келет. Дос тандаганда анын жүрөгүнө кара.</w:t>
       </w:r>
       <w:r>
         <w:rPr>
@@ -108,7 +108,6 @@
           <w:sz w:val="22"/>
           <w:lang w:val="ky-KG"/>
         </w:rPr>
-        <w:t>Досуңду текебер сөзүнө эмес, таза пейилине карап танда. Кыйын кезде түшүнүп, жөлөк боло турган адам менен жолдош бол.</w:t>
       </w:r>
     </w:p>
     <w:p>
@@ -128,7 +127,7 @@
           <w:sz w:val="18"/>
           <w:lang w:val="ky-KG"/>
         </w:rPr>
-        <w:t>Окуя ачык интернет булактарынан алынды.</w:t>
+        <w:t>Аңгемелер ачык интернет булактарынан алынган, иллюстрациялар болсо ЖИ менен түзүлгөн.</w:t>
       </w:r>
     </w:p>
     <w:sectPr>
